--- a/klagomål/A 60107-2024 FSC-klagomål.docx
+++ b/klagomål/A 60107-2024 FSC-klagomål.docx
@@ -651,7 +651,7 @@
     <w:r>
       <w:tab/>
       <w:tab/>
-      <w:t>2024-12-17</w:t>
+      <w:t>2024-12-18</w:t>
       <w:br/>
       <w:br/>
     </w:r>

--- a/klagomål/A 60107-2024 FSC-klagomål.docx
+++ b/klagomål/A 60107-2024 FSC-klagomål.docx
@@ -651,7 +651,7 @@
     <w:r>
       <w:tab/>
       <w:tab/>
-      <w:t>2024-12-18</w:t>
+      <w:t>2024-12-19</w:t>
       <w:br/>
       <w:br/>
     </w:r>

--- a/klagomål/A 60107-2024 FSC-klagomål.docx
+++ b/klagomål/A 60107-2024 FSC-klagomål.docx
@@ -651,7 +651,7 @@
     <w:r>
       <w:tab/>
       <w:tab/>
-      <w:t>2024-12-19</w:t>
+      <w:t>2024-12-20</w:t>
       <w:br/>
       <w:br/>
     </w:r>

--- a/klagomål/A 60107-2024 FSC-klagomål.docx
+++ b/klagomål/A 60107-2024 FSC-klagomål.docx
@@ -651,7 +651,7 @@
     <w:r>
       <w:tab/>
       <w:tab/>
-      <w:t>2024-12-31</w:t>
+      <w:t>2025-01-01</w:t>
       <w:br/>
       <w:br/>
     </w:r>

--- a/klagomål/A 60107-2024 FSC-klagomål.docx
+++ b/klagomål/A 60107-2024 FSC-klagomål.docx
@@ -651,7 +651,7 @@
     <w:r>
       <w:tab/>
       <w:tab/>
-      <w:t>2025-01-01</w:t>
+      <w:t>2025-01-02</w:t>
       <w:br/>
       <w:br/>
     </w:r>

--- a/klagomål/A 60107-2024 FSC-klagomål.docx
+++ b/klagomål/A 60107-2024 FSC-klagomål.docx
@@ -651,7 +651,7 @@
     <w:r>
       <w:tab/>
       <w:tab/>
-      <w:t>2025-01-02</w:t>
+      <w:t>2025-01-03</w:t>
       <w:br/>
       <w:br/>
     </w:r>

--- a/klagomål/A 60107-2024 FSC-klagomål.docx
+++ b/klagomål/A 60107-2024 FSC-klagomål.docx
@@ -651,7 +651,7 @@
     <w:r>
       <w:tab/>
       <w:tab/>
-      <w:t>2025-01-30</w:t>
+      <w:t>2025-01-31</w:t>
       <w:br/>
       <w:br/>
     </w:r>

--- a/klagomål/A 60107-2024 FSC-klagomål.docx
+++ b/klagomål/A 60107-2024 FSC-klagomål.docx
@@ -651,7 +651,7 @@
     <w:r>
       <w:tab/>
       <w:tab/>
-      <w:t>2025-01-31</w:t>
+      <w:t>2025-02-02</w:t>
       <w:br/>
       <w:br/>
     </w:r>

--- a/klagomål/A 60107-2024 FSC-klagomål.docx
+++ b/klagomål/A 60107-2024 FSC-klagomål.docx
@@ -651,7 +651,7 @@
     <w:r>
       <w:tab/>
       <w:tab/>
-      <w:t>2025-02-02</w:t>
+      <w:t>2025-02-03</w:t>
       <w:br/>
       <w:br/>
     </w:r>

--- a/klagomål/A 60107-2024 FSC-klagomål.docx
+++ b/klagomål/A 60107-2024 FSC-klagomål.docx
@@ -651,7 +651,7 @@
     <w:r>
       <w:tab/>
       <w:tab/>
-      <w:t>2025-02-03</w:t>
+      <w:t>2025-02-04</w:t>
       <w:br/>
       <w:br/>
     </w:r>

--- a/klagomål/A 60107-2024 FSC-klagomål.docx
+++ b/klagomål/A 60107-2024 FSC-klagomål.docx
@@ -651,7 +651,7 @@
     <w:r>
       <w:tab/>
       <w:tab/>
-      <w:t>2025-02-04</w:t>
+      <w:t>2025-02-05</w:t>
       <w:br/>
       <w:br/>
     </w:r>

--- a/klagomål/A 60107-2024 FSC-klagomål.docx
+++ b/klagomål/A 60107-2024 FSC-klagomål.docx
@@ -651,7 +651,7 @@
     <w:r>
       <w:tab/>
       <w:tab/>
-      <w:t>2025-02-05</w:t>
+      <w:t>2025-02-06</w:t>
       <w:br/>
       <w:br/>
     </w:r>

--- a/klagomål/A 60107-2024 FSC-klagomål.docx
+++ b/klagomål/A 60107-2024 FSC-klagomål.docx
@@ -651,7 +651,7 @@
     <w:r>
       <w:tab/>
       <w:tab/>
-      <w:t>2025-02-06</w:t>
+      <w:t>2025-02-07</w:t>
       <w:br/>
       <w:br/>
     </w:r>

--- a/klagomål/A 60107-2024 FSC-klagomål.docx
+++ b/klagomål/A 60107-2024 FSC-klagomål.docx
@@ -651,7 +651,7 @@
     <w:r>
       <w:tab/>
       <w:tab/>
-      <w:t>2025-02-07</w:t>
+      <w:t>2025-02-08</w:t>
       <w:br/>
       <w:br/>
     </w:r>

--- a/klagomål/A 60107-2024 FSC-klagomål.docx
+++ b/klagomål/A 60107-2024 FSC-klagomål.docx
@@ -651,7 +651,7 @@
     <w:r>
       <w:tab/>
       <w:tab/>
-      <w:t>2025-02-08</w:t>
+      <w:t>2025-02-09</w:t>
       <w:br/>
       <w:br/>
     </w:r>

--- a/klagomål/A 60107-2024 FSC-klagomål.docx
+++ b/klagomål/A 60107-2024 FSC-klagomål.docx
@@ -651,7 +651,7 @@
     <w:r>
       <w:tab/>
       <w:tab/>
-      <w:t>2025-02-09</w:t>
+      <w:t>2025-02-10</w:t>
       <w:br/>
       <w:br/>
     </w:r>

--- a/klagomål/A 60107-2024 FSC-klagomål.docx
+++ b/klagomål/A 60107-2024 FSC-klagomål.docx
@@ -651,7 +651,7 @@
     <w:r>
       <w:tab/>
       <w:tab/>
-      <w:t>2025-02-10</w:t>
+      <w:t>2025-02-11</w:t>
       <w:br/>
       <w:br/>
     </w:r>

--- a/klagomål/A 60107-2024 FSC-klagomål.docx
+++ b/klagomål/A 60107-2024 FSC-klagomål.docx
@@ -651,7 +651,7 @@
     <w:r>
       <w:tab/>
       <w:tab/>
-      <w:t>2025-02-11</w:t>
+      <w:t>2025-02-12</w:t>
       <w:br/>
       <w:br/>
     </w:r>

--- a/klagomål/A 60107-2024 FSC-klagomål.docx
+++ b/klagomål/A 60107-2024 FSC-klagomål.docx
@@ -651,7 +651,7 @@
     <w:r>
       <w:tab/>
       <w:tab/>
-      <w:t>2025-02-12</w:t>
+      <w:t>2025-02-13</w:t>
       <w:br/>
       <w:br/>
     </w:r>

--- a/klagomål/A 60107-2024 FSC-klagomål.docx
+++ b/klagomål/A 60107-2024 FSC-klagomål.docx
@@ -651,7 +651,7 @@
     <w:r>
       <w:tab/>
       <w:tab/>
-      <w:t>2025-02-13</w:t>
+      <w:t>2025-02-14</w:t>
       <w:br/>
       <w:br/>
     </w:r>

--- a/klagomål/A 60107-2024 FSC-klagomål.docx
+++ b/klagomål/A 60107-2024 FSC-klagomål.docx
@@ -651,7 +651,7 @@
     <w:r>
       <w:tab/>
       <w:tab/>
-      <w:t>2025-02-14</w:t>
+      <w:t>2025-02-15</w:t>
       <w:br/>
       <w:br/>
     </w:r>

--- a/klagomål/A 60107-2024 FSC-klagomål.docx
+++ b/klagomål/A 60107-2024 FSC-klagomål.docx
@@ -651,7 +651,7 @@
     <w:r>
       <w:tab/>
       <w:tab/>
-      <w:t>2025-02-15</w:t>
+      <w:t>2025-02-16</w:t>
       <w:br/>
       <w:br/>
     </w:r>

--- a/klagomål/A 60107-2024 FSC-klagomål.docx
+++ b/klagomål/A 60107-2024 FSC-klagomål.docx
@@ -651,7 +651,7 @@
     <w:r>
       <w:tab/>
       <w:tab/>
-      <w:t>2025-02-16</w:t>
+      <w:t>2025-02-17</w:t>
       <w:br/>
       <w:br/>
     </w:r>

--- a/klagomål/A 60107-2024 FSC-klagomål.docx
+++ b/klagomål/A 60107-2024 FSC-klagomål.docx
@@ -651,7 +651,7 @@
     <w:r>
       <w:tab/>
       <w:tab/>
-      <w:t>2025-02-17</w:t>
+      <w:t>2025-02-18</w:t>
       <w:br/>
       <w:br/>
     </w:r>

--- a/klagomål/A 60107-2024 FSC-klagomål.docx
+++ b/klagomål/A 60107-2024 FSC-klagomål.docx
@@ -651,7 +651,7 @@
     <w:r>
       <w:tab/>
       <w:tab/>
-      <w:t>2025-02-18</w:t>
+      <w:t>2025-02-19</w:t>
       <w:br/>
       <w:br/>
     </w:r>

--- a/klagomål/A 60107-2024 FSC-klagomål.docx
+++ b/klagomål/A 60107-2024 FSC-klagomål.docx
@@ -651,7 +651,7 @@
     <w:r>
       <w:tab/>
       <w:tab/>
-      <w:t>2025-02-19</w:t>
+      <w:t>2025-02-20</w:t>
       <w:br/>
       <w:br/>
     </w:r>

--- a/klagomål/A 60107-2024 FSC-klagomål.docx
+++ b/klagomål/A 60107-2024 FSC-klagomål.docx
@@ -651,7 +651,7 @@
     <w:r>
       <w:tab/>
       <w:tab/>
-      <w:t>2025-02-20</w:t>
+      <w:t>2025-02-21</w:t>
       <w:br/>
       <w:br/>
     </w:r>

--- a/klagomål/A 60107-2024 FSC-klagomål.docx
+++ b/klagomål/A 60107-2024 FSC-klagomål.docx
@@ -651,7 +651,7 @@
     <w:r>
       <w:tab/>
       <w:tab/>
-      <w:t>2025-02-21</w:t>
+      <w:t>2025-02-22</w:t>
       <w:br/>
       <w:br/>
     </w:r>

--- a/klagomål/A 60107-2024 FSC-klagomål.docx
+++ b/klagomål/A 60107-2024 FSC-klagomål.docx
@@ -651,7 +651,7 @@
     <w:r>
       <w:tab/>
       <w:tab/>
-      <w:t>2025-02-22</w:t>
+      <w:t>2025-02-23</w:t>
       <w:br/>
       <w:br/>
     </w:r>

--- a/klagomål/A 60107-2024 FSC-klagomål.docx
+++ b/klagomål/A 60107-2024 FSC-klagomål.docx
@@ -651,7 +651,7 @@
     <w:r>
       <w:tab/>
       <w:tab/>
-      <w:t>2025-02-23</w:t>
+      <w:t>2025-02-24</w:t>
       <w:br/>
       <w:br/>
     </w:r>

--- a/klagomål/A 60107-2024 FSC-klagomål.docx
+++ b/klagomål/A 60107-2024 FSC-klagomål.docx
@@ -651,7 +651,7 @@
     <w:r>
       <w:tab/>
       <w:tab/>
-      <w:t>2025-02-24</w:t>
+      <w:t>2025-02-25</w:t>
       <w:br/>
       <w:br/>
     </w:r>

--- a/klagomål/A 60107-2024 FSC-klagomål.docx
+++ b/klagomål/A 60107-2024 FSC-klagomål.docx
@@ -163,7 +163,7 @@
         <w:pStyle w:val="Title"/>
       </w:pPr>
       <w:r>
-        <w:t>Inledande FSC- /PEFC-klagomål – information om höga naturvärden i avverkningsanmälan A 60107-2024 i Skellefteå kommun</w:t>
+        <w:t>Inledande FSC- /PEFC-klagomål – information om höga naturvärden och fridlysta arter i avverkningsanmälan A 60107-2024 i Skellefteå kommun</w:t>
       </w:r>
     </w:p>
     <w:p>
@@ -173,7 +173,7 @@
     </w:p>
     <w:p>
       <w:r>
-        <w:t>Nedan presenteras fynd av naturvårdsarter som gjorts i det avverkningsanmälda området, samt relevanta utdrag ur standarderna för FSC, Chain of Custody, Controlled Wood och PEFC.</w:t>
+        <w:t>Nedan presenteras fynd av naturvårdsarter och fridlysta arter som gjorts i det avverkningsanmälda området, samt relevanta utdrag ur standarderna för FSC, Chain of Custody, Controlled Wood och PEFC. I BILAGA 1 finns artfakta om fridlysta arter.</w:t>
       </w:r>
     </w:p>
     <w:p>
@@ -191,7 +191,7 @@
     </w:p>
     <w:p>
       <w:r>
-        <w:t>I avverkningsanmälan har följande 2 naturvårdsarter hittats: granticka (NT) och stjärntagging (NT). Av dessa är 2 rödlistade. För rödlistade arter har rödlistekategorin angivits inom parentes.</w:t>
+        <w:t>I avverkningsanmälan har följande 4 naturvårdsarter hittats: granticka (NT), spillkråka (NT, §4), stjärntagging (NT) och tretåig hackspett (NT, §4). Av dessa är 4 rödlistade. För rödlistade arter har rödlistekategorin angivits inom parentes. För fridlysta arter anges även paragrafen i Artskyddsförordningen som arten är fridlyst enligt.</w:t>
       </w:r>
     </w:p>
     <w:p>
@@ -206,7 +206,7 @@
       <w:r>
         <w:drawing>
           <wp:inline xmlns:a="http://schemas.openxmlformats.org/drawingml/2006/main" xmlns:pic="http://schemas.openxmlformats.org/drawingml/2006/picture">
-            <wp:extent cx="5486400" cy="4064329"/>
+            <wp:extent cx="5486400" cy="3971499"/>
             <wp:docPr id="1" name="Picture 1"/>
             <wp:cNvGraphicFramePr>
               <a:graphicFrameLocks noChangeAspect="1"/>
@@ -227,7 +227,7 @@
                   <pic:spPr>
                     <a:xfrm>
                       <a:off x="0" y="0"/>
-                      <a:ext cx="5486400" cy="4064329"/>
+                      <a:ext cx="5486400" cy="3971499"/>
                     </a:xfrm>
                     <a:prstGeom prst="rect"/>
                   </pic:spPr>
@@ -244,6 +244,60 @@
       </w:pPr>
       <w:r>
         <w:t>Figur 1. Fyndplatser för naturvårdsarter i det avverkningsanmälda området (röd linje). Markörer utan svart kant är placerade på fyndplatsen. Markörer med svart kant är placerade vid sidan av fyndplatsen och har ett svart streck som visar fyndplatsens exakta position. Kartans mittpunktskoordinat är N 7174154, E 802536 i SWEREF 99 TM.</w:t>
+      </w:r>
+    </w:p>
+    <w:p>
+      <w:pPr>
+        <w:pStyle w:val="Heading1"/>
+      </w:pPr>
+      <w:r>
+        <w:t>Fridlysta arter</w:t>
+      </w:r>
+    </w:p>
+    <w:p>
+      <w:r>
+        <w:t>Följande fridlysta arter har sina livsmiljöer och växtplatser i den avverkningsanmälda skogen: spillkråka (NT, §4) och tretåig hackspett (NT, §4).</w:t>
+      </w:r>
+    </w:p>
+    <w:p>
+      <w:r>
+        <w:t xml:space="preserve">Observera att medlemsländerna är skyldiga att agera i enlighet med EU:s fågeldirektiv där det uttryckligen står att direktivet gäller för fåglar samt för deras ägg, bon och </w:t>
+      </w:r>
+      <w:r>
+        <w:rPr>
+          <w:b/>
+        </w:rPr>
+        <w:t xml:space="preserve">livsmiljöer </w:t>
+      </w:r>
+      <w:r>
+        <w:t>(artikel 1). Vidare att de åtgärder som vidtas inte får leda till en försämring av den nuvarande situationen beträffande bevarandet av de fågelarter som avses i artikel 1 (artikel 13). Fågeldirektivet är styrande för tillsynsansvariga myndigheters ärendehantering, ställningstaganden och beslutsfattande.</w:t>
+      </w:r>
+    </w:p>
+    <w:p>
+      <w:r>
+        <w:rPr>
+          <w:b/>
+        </w:rPr>
+        <w:t>Spillkråka (NT, §4)</w:t>
+      </w:r>
+      <w:r>
+        <w:t xml:space="preserve"> är rödlistad som nära hotad och ingår i bilaga 1 i EU:s fågeldirektiv. Den minskar i population på grund av minskad tillgång på lämpliga bo- och födoträd och minskad födotillgång. Spillkråkans minskningstakt har uppgått till 19 (24–10) % under de senaste 15 åren. Minskningstakten för den svenska populationen bedöms vara nära gränsvärdet för Sårbar (VU) (A2bc). Skogsbruk med korta omloppstider och täta, homogena ungskogar utgör det största hotet, (SLU Artdatabanken, 2023).</w:t>
+      </w:r>
+    </w:p>
+    <w:p>
+      <w:r>
+        <w:rPr>
+          <w:b/>
+        </w:rPr>
+        <w:t>Tretåig hackspett (NT, §4)</w:t>
+      </w:r>
+      <w:r>
+        <w:t xml:space="preserve"> är rödlistad som nära hotad och ingår i bilaga 1 i EU:s fågeldirektiv. Tretåig hackspett är för sin överlevnad beroende av kontinuerlig tillförsel av äldre döende och död ved, som sker genom naturliga självgallringsprocesser i äldre grannaturskogar och barrblandade naturskogar. Om en skog genom skogsbruk gallras eller glesas ur så upphör och uteblir i stort sett den naturliga självgallringsprocessen för mycket lång tid framöver vilket omöjliggör upprätthållandet av den kontinuerliga ekologiska funktionen i ett område. Det finns studier som visar att naturskogens självgallringsprocess som den tretåiga hackspetten är beroende av, inte kan ersättas med efterlämnad hänsyn i skogsbruket (Imbeau &amp; Desrochers, 2002). Storleken på häckningsreviret varierar med skogstypen, förekomsten av död ved och graden av fragmentering, men är i allmänhet i storleksordningen 25–100 hektar. Vintertid krävs ofta betydligt större områden och det finns studier som antyder att arten behöver minst 100 hektar äldre skog. I områden med låg bonitet kan det behövas över 200 hektar lämpligt habitat för att ett par ska kunna reproducera sig (Skogsstyrelsen, 2016).</w:t>
+      </w:r>
+    </w:p>
+    <w:p>
+      <w:r>
+        <w:t>I BILAGA 1 finns mer detaljerad information om ekologi samt krav på livsmiljö hos fridlysta arter.</w:t>
       </w:r>
     </w:p>
     <w:p>
@@ -298,6 +352,22 @@
       <w:r>
         <w:t>I den avverkningsanmälda skogen har fridlysta arter sina livsmiljöer och växtplatser. Att skada de fridlysta arternas livsmiljöer, växtplatser eller ekologiska funktion är inte tillåtet enligt artskyddsförordningen.</w:t>
       </w:r>
+      <w:r>
+        <w:rPr>
+          <w:i/>
+        </w:rPr>
+        <w:t xml:space="preserve"> EU:s medlemsländer och skogsbolag är skyldiga att agera i enlighet med EU:s fågeldirektiv där det uttryckligen står att direktivet gäller för fåglar samt för deras ägg, bon och </w:t>
+      </w:r>
+      <w:r>
+        <w:rPr>
+          <w:b/>
+          <w:i/>
+        </w:rPr>
+        <w:t xml:space="preserve">livsmiljöer </w:t>
+      </w:r>
+      <w:r>
+        <w:t>(artikel 1). Vidare att de åtgärder som vidtas inte får leda till en försämring av den nuvarande situationen beträffande bevarandet av de fågelarter som avses i artikel 1 (artikel 13).</w:t>
+      </w:r>
     </w:p>
     <w:p>
       <w:r>
@@ -336,7 +406,7 @@
         <w:rPr>
           <w:i/>
         </w:rPr>
-        <w:t>I det avverkningsanmälda skogsområdet har 2 naturvårdsarter varav 2 rödlistade arter sina livsmiljöer och växtplatser.</w:t>
+        <w:t>I det avverkningsanmälda skogsområdet har 4 naturvårdsarter varav 4 rödlistade arter sina livsmiljöer och växtplatser.</w:t>
       </w:r>
     </w:p>
     <w:p>
@@ -523,6 +593,222 @@
         <w:t>I den avverkningsanmälda skogen har fridlysta arter sina livsmiljöer och växtplatser. Att skada de fridlysta arternas livsmiljöer, växtplatser eller ekologiska funktion är inte tillåtet enligt artskyddsförordningen</w:t>
       </w:r>
     </w:p>
+    <w:p>
+      <w:r>
+        <w:br w:type="page"/>
+      </w:r>
+    </w:p>
+    <w:p>
+      <w:pPr>
+        <w:pStyle w:val="Title"/>
+      </w:pPr>
+      <w:r>
+        <w:t>BILAGA 1 – Fridlysta arter</w:t>
+      </w:r>
+    </w:p>
+    <w:p>
+      <w:pPr>
+        <w:pStyle w:val="Heading1"/>
+      </w:pPr>
+      <w:r>
+        <w:t>Spillkråka – ekologi samt krav på livsmiljön</w:t>
+      </w:r>
+    </w:p>
+    <w:p>
+      <w:r>
+        <w:t>Spillkråka (NT) är rödlistad som nära hotad, fridlyst enligt §4 Artskyddsförordningen och ingår i bilaga 1 i EU:s fågeldirektiv. Spillkråka lever i både barr- och blandskog liksom i ren lövskog. De tätaste populationerna tenderar att finnas i äldre, variationsrik blandskog med gott om död ved och gamla träd.</w:t>
+      </w:r>
+    </w:p>
+    <w:p>
+      <w:r>
+        <w:t>Varje par utnyttjar 400–1000 hektar skog beroende på skogens kvalitet. En minskning av populationen pågår på grund av minskad tillgång på lämpliga bo- och födoträd och minskad födotillgång. Spillkråkans minskningstakt har uppgått till 19 (24–10) % under de senaste 15 åren. Minskningstakten för den svenska populationen bedöms vara nära gränsvärdet för Sårbar (VU) (A2bc). Skogsbruk med korta omloppstider och täta, homogena ungskogar utgör det största hotet (Artdatabanken 2023).</w:t>
+      </w:r>
+    </w:p>
+    <w:p>
+      <w:pPr>
+        <w:pStyle w:val="Heading2"/>
+      </w:pPr>
+      <w:r>
+        <w:t>Referenser – spillkråka</w:t>
+      </w:r>
+    </w:p>
+    <w:p>
+      <w:r>
+        <w:t xml:space="preserve">SLU Artdatabanken, 2021. </w:t>
+      </w:r>
+      <w:r>
+        <w:rPr>
+          <w:i/>
+        </w:rPr>
+        <w:t xml:space="preserve">Artfaktablad. Naturvård – artfakta. </w:t>
+      </w:r>
+      <w:r>
+        <w:t>SLU Artdatabanken, Uppsala</w:t>
+      </w:r>
+    </w:p>
+    <w:p>
+      <w:pPr>
+        <w:pStyle w:val="Heading1"/>
+      </w:pPr>
+      <w:r>
+        <w:t>Tretåig hackspett – ekologi samt krav på livsmiljön</w:t>
+      </w:r>
+    </w:p>
+    <w:p>
+      <w:r>
+        <w:t xml:space="preserve">Tretåig hackspett (NT) är fridlyst enligt §4 Artskyddsförordningen och finns med som prioriterad art i Skogsstyrelsen vägledning för skogsbruket (bilaga 4 till SVL). I vägledningen står bland annat att: </w:t>
+      </w:r>
+      <w:r>
+        <w:rPr>
+          <w:i/>
+        </w:rPr>
+        <w:t xml:space="preserve">“Tretåig hackspett har stora arealkrav och höga krav på sin livsmiljö. Omdaningen av naturskogar till kulturskogar medför en förlust av viktiga miljöer, något som förstärks av ökad fragmentering till följd av avverkningar.” </w:t>
+      </w:r>
+      <w:r>
+        <w:t xml:space="preserve">Vidare att: </w:t>
+      </w:r>
+      <w:r>
+        <w:rPr>
+          <w:i/>
+        </w:rPr>
+        <w:t>“Områden med dokumenterad permanent förekomst i naturskogsmiljöer har vanligen så stora naturvärden att skogsbruk är olämpligt”.</w:t>
+      </w:r>
+    </w:p>
+    <w:p>
+      <w:r>
+        <w:t>Tretåig hackspett är beroende av större sammanhängande naturskogar med kontinuerlig tillgång och nybildning av död ved och fragmentering av livsmiljöerna utgör ett stort hot mot arten (se exempelvis Stachura-Skierczynska et al., 2009; Wesolowski et al., 2005; Butler et al., 2004; Pakkala et al., 2002; Amcoff et al., 1996; Virkkala, 1991). Det finns studier som visar att naturskogens självgallringsprocess som den tretåiga hackspetten är beroende av, inte kan ersättas med efterlämnad hänsyn i skogsbruket (Imbeau &amp; Desrochers, 2002).</w:t>
+      </w:r>
+    </w:p>
+    <w:p>
+      <w:r>
+        <w:t xml:space="preserve">Permanenta revir av tretåig hackspett karaktäriseras ofta av artens typiska ringformigt ordnade hackmärken på framför allt gamla granar. För att säkerställa att inte revir av tretåig hackspett drabbas av avverkningsplanerna bör en inventering göras i området både under häckningstid och under vintern, då arten utnyttjar betydligt större områden än under sommarens häckningsrevir. Storleken på häckningsreviret varierar med skogstypen, förekomsten av död ved och graden av fragmentering, men är i allmänhet i storleksordningen 25–100 hektar. </w:t>
+      </w:r>
+    </w:p>
+    <w:p>
+      <w:r>
+        <w:t>Förutom fridlysning enligt §4 Artskyddsförordningen är tretåig hackspett även förtecknad i EU:s fågeldirektiv bilaga 1. Den ingår också i Natura 2000 och är förtecknad i Bernkonventionen bilaga II (strikt skyddade djurarter).</w:t>
+      </w:r>
+    </w:p>
+    <w:p>
+      <w:pPr>
+        <w:pStyle w:val="Heading2"/>
+      </w:pPr>
+      <w:r>
+        <w:t>Referenser – tretåig hackspett</w:t>
+      </w:r>
+    </w:p>
+    <w:p>
+      <w:r>
+        <w:t xml:space="preserve">Amcoff, M. &amp; Eriksson, P. 1996. </w:t>
+      </w:r>
+      <w:r>
+        <w:rPr>
+          <w:i/>
+        </w:rPr>
+        <w:t xml:space="preserve">Förekomst av tretåig hackspett Picoides tridactylus på bestånds- och landskapsnivå. </w:t>
+      </w:r>
+      <w:r>
+        <w:t>Ornis Svecica 6: 107–119</w:t>
+      </w:r>
+    </w:p>
+    <w:p>
+      <w:r>
+        <w:t xml:space="preserve">Butler, R., Angelstam, P., Ekelund, P. &amp; Schlaeffer, R. 2004. </w:t>
+      </w:r>
+      <w:r>
+        <w:rPr>
+          <w:i/>
+        </w:rPr>
+        <w:t xml:space="preserve">Dead wood threshold values for the three-toed woodpecker presence in boreal and sub-Alpine forest. </w:t>
+      </w:r>
+      <w:r>
+        <w:t>Biological conservation 119(3): 305–318</w:t>
+      </w:r>
+    </w:p>
+    <w:p>
+      <w:r>
+        <w:t xml:space="preserve">Imbeau, L. &amp; Desrochers, A. 2002. </w:t>
+      </w:r>
+      <w:r>
+        <w:rPr>
+          <w:i/>
+        </w:rPr>
+        <w:t xml:space="preserve">Foraging Ecology and Use of Drumming Trees by Three-Toed Woodpeckers. </w:t>
+      </w:r>
+      <w:r>
+        <w:t>The Journal of Wildlife Management. Vol. 66, No. 1 (Jan., 2002), pp. 222–231.</w:t>
+      </w:r>
+    </w:p>
+    <w:p>
+      <w:r>
+        <w:t xml:space="preserve">Pakkala, T., Hanski, I. &amp; Tomppo, E. 2002. </w:t>
+      </w:r>
+      <w:r>
+        <w:rPr>
+          <w:i/>
+        </w:rPr>
+        <w:t xml:space="preserve">Spatial ecology of the three-toed woodpecker in managed forest landscapes. </w:t>
+      </w:r>
+      <w:r>
+        <w:t>Silva Fennica 36(1): 279–288.</w:t>
+      </w:r>
+    </w:p>
+    <w:p>
+      <w:r>
+        <w:t xml:space="preserve">Skogsstyrelsen, 2016. </w:t>
+      </w:r>
+      <w:r>
+        <w:rPr>
+          <w:i/>
+        </w:rPr>
+        <w:t xml:space="preserve">Vägledning för hänsyn till fåglar – Tretåig hackspett. </w:t>
+      </w:r>
+      <w:r>
+        <w:t>www.skogsstyrelsen.se</w:t>
+      </w:r>
+    </w:p>
+    <w:p>
+      <w:r>
+        <w:t xml:space="preserve">Stachura-Skierczynska, K., Tumiel, T. &amp; Skierczynski, M. 2009. </w:t>
+      </w:r>
+      <w:r>
+        <w:rPr>
+          <w:i/>
+        </w:rPr>
+        <w:t xml:space="preserve">Habitat prediction model for three-toed woodpecker and its implications for the conservation of biologically valuable forests. </w:t>
+      </w:r>
+      <w:r>
+        <w:t>Forest Ecology and Management 258(5): 697–703.</w:t>
+      </w:r>
+    </w:p>
+    <w:p>
+      <w:r>
+        <w:t xml:space="preserve">Virkkala, R. 1991. </w:t>
+      </w:r>
+      <w:r>
+        <w:rPr>
+          <w:i/>
+        </w:rPr>
+        <w:t xml:space="preserve">Population trends of forest birds in a Finnish Lapland landscape of large habitat blocks – Consequences of stochastic environmental variation or regional habitat alteration. </w:t>
+      </w:r>
+      <w:r>
+        <w:t>Biological conservation 56(2): 223–240</w:t>
+      </w:r>
+    </w:p>
+    <w:p>
+      <w:r>
+        <w:t xml:space="preserve">Wesolowski, T., Czeszczewik, D. &amp; Rowinski, P. 2005. </w:t>
+      </w:r>
+      <w:r>
+        <w:rPr>
+          <w:i/>
+        </w:rPr>
+        <w:t xml:space="preserve">Effects of forest management on Three-toed Woodpecker Picoides tridactylus distribution in the Bialowieza Forest (NE Poland): conservation implications. </w:t>
+      </w:r>
+      <w:r>
+        <w:t>Acta Ornithologica 40(1): 53–60.</w:t>
+      </w:r>
+    </w:p>
     <w:sectPr>
       <w:headerReference w:type="even" r:id="rId8"/>
       <w:headerReference w:type="default" r:id="rId9"/>
@@ -651,7 +937,7 @@
     <w:r>
       <w:tab/>
       <w:tab/>
-      <w:t>2025-02-25</w:t>
+      <w:t>2025-02-26</w:t>
       <w:br/>
       <w:br/>
     </w:r>

--- a/klagomål/A 60107-2024 FSC-klagomål.docx
+++ b/klagomål/A 60107-2024 FSC-klagomål.docx
@@ -937,7 +937,7 @@
     <w:r>
       <w:tab/>
       <w:tab/>
-      <w:t>2025-02-26</w:t>
+      <w:t>2025-02-27</w:t>
       <w:br/>
       <w:br/>
     </w:r>

--- a/klagomål/A 60107-2024 FSC-klagomål.docx
+++ b/klagomål/A 60107-2024 FSC-klagomål.docx
@@ -937,7 +937,7 @@
     <w:r>
       <w:tab/>
       <w:tab/>
-      <w:t>2025-02-27</w:t>
+      <w:t>2025-02-28</w:t>
       <w:br/>
       <w:br/>
     </w:r>

--- a/klagomål/A 60107-2024 FSC-klagomål.docx
+++ b/klagomål/A 60107-2024 FSC-klagomål.docx
@@ -937,7 +937,7 @@
     <w:r>
       <w:tab/>
       <w:tab/>
-      <w:t>2025-02-28</w:t>
+      <w:t>2025-03-01</w:t>
       <w:br/>
       <w:br/>
     </w:r>

--- a/klagomål/A 60107-2024 FSC-klagomål.docx
+++ b/klagomål/A 60107-2024 FSC-klagomål.docx
@@ -937,7 +937,7 @@
     <w:r>
       <w:tab/>
       <w:tab/>
-      <w:t>2025-03-01</w:t>
+      <w:t>2025-03-02</w:t>
       <w:br/>
       <w:br/>
     </w:r>

--- a/klagomål/A 60107-2024 FSC-klagomål.docx
+++ b/klagomål/A 60107-2024 FSC-klagomål.docx
@@ -937,7 +937,7 @@
     <w:r>
       <w:tab/>
       <w:tab/>
-      <w:t>2025-03-02</w:t>
+      <w:t>2025-03-03</w:t>
       <w:br/>
       <w:br/>
     </w:r>

--- a/klagomål/A 60107-2024 FSC-klagomål.docx
+++ b/klagomål/A 60107-2024 FSC-klagomål.docx
@@ -937,7 +937,7 @@
     <w:r>
       <w:tab/>
       <w:tab/>
-      <w:t>2025-03-03</w:t>
+      <w:t>2025-03-04</w:t>
       <w:br/>
       <w:br/>
     </w:r>

--- a/klagomål/A 60107-2024 FSC-klagomål.docx
+++ b/klagomål/A 60107-2024 FSC-klagomål.docx
@@ -937,7 +937,7 @@
     <w:r>
       <w:tab/>
       <w:tab/>
-      <w:t>2025-03-04</w:t>
+      <w:t>2025-03-05</w:t>
       <w:br/>
       <w:br/>
     </w:r>

--- a/klagomål/A 60107-2024 FSC-klagomål.docx
+++ b/klagomål/A 60107-2024 FSC-klagomål.docx
@@ -937,7 +937,7 @@
     <w:r>
       <w:tab/>
       <w:tab/>
-      <w:t>2025-03-05</w:t>
+      <w:t>2025-03-06</w:t>
       <w:br/>
       <w:br/>
     </w:r>

--- a/klagomål/A 60107-2024 FSC-klagomål.docx
+++ b/klagomål/A 60107-2024 FSC-klagomål.docx
@@ -937,7 +937,7 @@
     <w:r>
       <w:tab/>
       <w:tab/>
-      <w:t>2025-03-06</w:t>
+      <w:t>2025-03-07</w:t>
       <w:br/>
       <w:br/>
     </w:r>

--- a/klagomål/A 60107-2024 FSC-klagomål.docx
+++ b/klagomål/A 60107-2024 FSC-klagomål.docx
@@ -937,7 +937,7 @@
     <w:r>
       <w:tab/>
       <w:tab/>
-      <w:t>2025-03-07</w:t>
+      <w:t>2025-03-08</w:t>
       <w:br/>
       <w:br/>
     </w:r>

--- a/klagomål/A 60107-2024 FSC-klagomål.docx
+++ b/klagomål/A 60107-2024 FSC-klagomål.docx
@@ -937,7 +937,7 @@
     <w:r>
       <w:tab/>
       <w:tab/>
-      <w:t>2025-03-08</w:t>
+      <w:t>2025-03-09</w:t>
       <w:br/>
       <w:br/>
     </w:r>

--- a/klagomål/A 60107-2024 FSC-klagomål.docx
+++ b/klagomål/A 60107-2024 FSC-klagomål.docx
@@ -937,7 +937,7 @@
     <w:r>
       <w:tab/>
       <w:tab/>
-      <w:t>2025-03-09</w:t>
+      <w:t>2025-03-10</w:t>
       <w:br/>
       <w:br/>
     </w:r>

--- a/klagomål/A 60107-2024 FSC-klagomål.docx
+++ b/klagomål/A 60107-2024 FSC-klagomål.docx
@@ -937,7 +937,7 @@
     <w:r>
       <w:tab/>
       <w:tab/>
-      <w:t>2025-03-10</w:t>
+      <w:t>2025-03-11</w:t>
       <w:br/>
       <w:br/>
     </w:r>

--- a/klagomål/A 60107-2024 FSC-klagomål.docx
+++ b/klagomål/A 60107-2024 FSC-klagomål.docx
@@ -937,7 +937,7 @@
     <w:r>
       <w:tab/>
       <w:tab/>
-      <w:t>2025-03-11</w:t>
+      <w:t>2025-03-12</w:t>
       <w:br/>
       <w:br/>
     </w:r>

--- a/klagomål/A 60107-2024 FSC-klagomål.docx
+++ b/klagomål/A 60107-2024 FSC-klagomål.docx
@@ -937,7 +937,7 @@
     <w:r>
       <w:tab/>
       <w:tab/>
-      <w:t>2025-03-12</w:t>
+      <w:t>2025-03-13</w:t>
       <w:br/>
       <w:br/>
     </w:r>

--- a/klagomål/A 60107-2024 FSC-klagomål.docx
+++ b/klagomål/A 60107-2024 FSC-klagomål.docx
@@ -937,7 +937,7 @@
     <w:r>
       <w:tab/>
       <w:tab/>
-      <w:t>2025-03-13</w:t>
+      <w:t>2025-03-14</w:t>
       <w:br/>
       <w:br/>
     </w:r>

--- a/klagomål/A 60107-2024 FSC-klagomål.docx
+++ b/klagomål/A 60107-2024 FSC-klagomål.docx
@@ -937,7 +937,7 @@
     <w:r>
       <w:tab/>
       <w:tab/>
-      <w:t>2025-03-14</w:t>
+      <w:t>2025-03-15</w:t>
       <w:br/>
       <w:br/>
     </w:r>

--- a/klagomål/A 60107-2024 FSC-klagomål.docx
+++ b/klagomål/A 60107-2024 FSC-klagomål.docx
@@ -937,7 +937,7 @@
     <w:r>
       <w:tab/>
       <w:tab/>
-      <w:t>2025-03-15</w:t>
+      <w:t>2025-03-16</w:t>
       <w:br/>
       <w:br/>
     </w:r>

--- a/klagomål/A 60107-2024 FSC-klagomål.docx
+++ b/klagomål/A 60107-2024 FSC-klagomål.docx
@@ -937,7 +937,7 @@
     <w:r>
       <w:tab/>
       <w:tab/>
-      <w:t>2025-03-16</w:t>
+      <w:t>2025-03-17</w:t>
       <w:br/>
       <w:br/>
     </w:r>

--- a/klagomål/A 60107-2024 FSC-klagomål.docx
+++ b/klagomål/A 60107-2024 FSC-klagomål.docx
@@ -937,7 +937,7 @@
     <w:r>
       <w:tab/>
       <w:tab/>
-      <w:t>2025-03-17</w:t>
+      <w:t>2025-03-18</w:t>
       <w:br/>
       <w:br/>
     </w:r>

--- a/klagomål/A 60107-2024 FSC-klagomål.docx
+++ b/klagomål/A 60107-2024 FSC-klagomål.docx
@@ -937,7 +937,7 @@
     <w:r>
       <w:tab/>
       <w:tab/>
-      <w:t>2025-03-18</w:t>
+      <w:t>2025-03-19</w:t>
       <w:br/>
       <w:br/>
     </w:r>

--- a/klagomål/A 60107-2024 FSC-klagomål.docx
+++ b/klagomål/A 60107-2024 FSC-klagomål.docx
@@ -937,7 +937,7 @@
     <w:r>
       <w:tab/>
       <w:tab/>
-      <w:t>2025-03-19</w:t>
+      <w:t>2025-03-20</w:t>
       <w:br/>
       <w:br/>
     </w:r>

--- a/klagomål/A 60107-2024 FSC-klagomål.docx
+++ b/klagomål/A 60107-2024 FSC-klagomål.docx
@@ -937,7 +937,7 @@
     <w:r>
       <w:tab/>
       <w:tab/>
-      <w:t>2025-03-20</w:t>
+      <w:t>2025-03-21</w:t>
       <w:br/>
       <w:br/>
     </w:r>

--- a/klagomål/A 60107-2024 FSC-klagomål.docx
+++ b/klagomål/A 60107-2024 FSC-klagomål.docx
@@ -937,7 +937,7 @@
     <w:r>
       <w:tab/>
       <w:tab/>
-      <w:t>2025-03-21</w:t>
+      <w:t>2025-03-22</w:t>
       <w:br/>
       <w:br/>
     </w:r>

--- a/klagomål/A 60107-2024 FSC-klagomål.docx
+++ b/klagomål/A 60107-2024 FSC-klagomål.docx
@@ -937,7 +937,7 @@
     <w:r>
       <w:tab/>
       <w:tab/>
-      <w:t>2025-03-22</w:t>
+      <w:t>2025-03-23</w:t>
       <w:br/>
       <w:br/>
     </w:r>

--- a/klagomål/A 60107-2024 FSC-klagomål.docx
+++ b/klagomål/A 60107-2024 FSC-klagomål.docx
@@ -937,7 +937,7 @@
     <w:r>
       <w:tab/>
       <w:tab/>
-      <w:t>2025-03-23</w:t>
+      <w:t>2025-03-24</w:t>
       <w:br/>
       <w:br/>
     </w:r>

--- a/klagomål/A 60107-2024 FSC-klagomål.docx
+++ b/klagomål/A 60107-2024 FSC-klagomål.docx
@@ -937,7 +937,7 @@
     <w:r>
       <w:tab/>
       <w:tab/>
-      <w:t>2025-03-24</w:t>
+      <w:t>2025-03-25</w:t>
       <w:br/>
       <w:br/>
     </w:r>

--- a/klagomål/A 60107-2024 FSC-klagomål.docx
+++ b/klagomål/A 60107-2024 FSC-klagomål.docx
@@ -937,7 +937,7 @@
     <w:r>
       <w:tab/>
       <w:tab/>
-      <w:t>2025-03-25</w:t>
+      <w:t>2025-03-26</w:t>
       <w:br/>
       <w:br/>
     </w:r>

--- a/klagomål/A 60107-2024 FSC-klagomål.docx
+++ b/klagomål/A 60107-2024 FSC-klagomål.docx
@@ -937,7 +937,7 @@
     <w:r>
       <w:tab/>
       <w:tab/>
-      <w:t>2025-03-26</w:t>
+      <w:t>2025-03-27</w:t>
       <w:br/>
       <w:br/>
     </w:r>

--- a/klagomål/A 60107-2024 FSC-klagomål.docx
+++ b/klagomål/A 60107-2024 FSC-klagomål.docx
@@ -937,7 +937,7 @@
     <w:r>
       <w:tab/>
       <w:tab/>
-      <w:t>2025-03-27</w:t>
+      <w:t>2025-03-28</w:t>
       <w:br/>
       <w:br/>
     </w:r>

--- a/klagomål/A 60107-2024 FSC-klagomål.docx
+++ b/klagomål/A 60107-2024 FSC-klagomål.docx
@@ -937,7 +937,7 @@
     <w:r>
       <w:tab/>
       <w:tab/>
-      <w:t>2025-03-28</w:t>
+      <w:t>2025-03-29</w:t>
       <w:br/>
       <w:br/>
     </w:r>

--- a/klagomål/A 60107-2024 FSC-klagomål.docx
+++ b/klagomål/A 60107-2024 FSC-klagomål.docx
@@ -937,7 +937,7 @@
     <w:r>
       <w:tab/>
       <w:tab/>
-      <w:t>2025-04-02</w:t>
+      <w:t>2025-04-03</w:t>
       <w:br/>
       <w:br/>
     </w:r>

--- a/klagomål/A 60107-2024 FSC-klagomål.docx
+++ b/klagomål/A 60107-2024 FSC-klagomål.docx
@@ -937,7 +937,7 @@
     <w:r>
       <w:tab/>
       <w:tab/>
-      <w:t>2025-04-03</w:t>
+      <w:t>2025-04-05</w:t>
       <w:br/>
       <w:br/>
     </w:r>

--- a/klagomål/A 60107-2024 FSC-klagomål.docx
+++ b/klagomål/A 60107-2024 FSC-klagomål.docx
@@ -937,7 +937,7 @@
     <w:r>
       <w:tab/>
       <w:tab/>
-      <w:t>2025-04-05</w:t>
+      <w:t>2025-04-06</w:t>
       <w:br/>
       <w:br/>
     </w:r>

--- a/klagomål/A 60107-2024 FSC-klagomål.docx
+++ b/klagomål/A 60107-2024 FSC-klagomål.docx
@@ -937,7 +937,7 @@
     <w:r>
       <w:tab/>
       <w:tab/>
-      <w:t>2025-04-06</w:t>
+      <w:t>2025-04-07</w:t>
       <w:br/>
       <w:br/>
     </w:r>

--- a/klagomål/A 60107-2024 FSC-klagomål.docx
+++ b/klagomål/A 60107-2024 FSC-klagomål.docx
@@ -937,7 +937,7 @@
     <w:r>
       <w:tab/>
       <w:tab/>
-      <w:t>2025-04-07</w:t>
+      <w:t>2025-04-08</w:t>
       <w:br/>
       <w:br/>
     </w:r>

--- a/klagomål/A 60107-2024 FSC-klagomål.docx
+++ b/klagomål/A 60107-2024 FSC-klagomål.docx
@@ -937,7 +937,7 @@
     <w:r>
       <w:tab/>
       <w:tab/>
-      <w:t>2025-04-08</w:t>
+      <w:t>2025-04-09</w:t>
       <w:br/>
       <w:br/>
     </w:r>

--- a/klagomål/A 60107-2024 FSC-klagomål.docx
+++ b/klagomål/A 60107-2024 FSC-klagomål.docx
@@ -681,7 +681,7 @@
     </w:p>
     <w:p>
       <w:r>
-        <w:t xml:space="preserve">Permanenta revir av tretåig hackspett karaktäriseras ofta av artens typiska ringformigt ordnade hackmärken på framför allt gamla granar. För att säkerställa att inte revir av tretåig hackspett drabbas av avverkningsplanerna bör en inventering göras i området både under häckningstid och under vintern, då arten utnyttjar betydligt större områden än under sommarens häckningsrevir. Storleken på häckningsreviret varierar med skogstypen, förekomsten av död ved och graden av fragmentering, men är i allmänhet i storleksordningen 25–100 hektar. </w:t>
+        <w:t>Permanenta revir av tretåig hackspett karaktäriseras ofta av artens typiska ringformigt ordnade hackmärken på framför allt gamla granar. För att säkerställa att inte revir av tretåig hackspett drabbas av avverkningsplanerna bör en inventering göras i området både under häckningstid och under vintern, då arten utnyttjar betydligt större områden än under sommarens häckningsrevir. Storleken på häckningsreviret varierar med skogstypen, förekomsten av död ved och graden av fragmentering, men är i allmänhet i storleksordningen 25–100 hektar.</w:t>
       </w:r>
     </w:p>
     <w:p>
@@ -937,7 +937,7 @@
     <w:r>
       <w:tab/>
       <w:tab/>
-      <w:t>2025-04-09</w:t>
+      <w:t>2025-04-10</w:t>
       <w:br/>
       <w:br/>
     </w:r>

--- a/klagomål/A 60107-2024 FSC-klagomål.docx
+++ b/klagomål/A 60107-2024 FSC-klagomål.docx
@@ -937,7 +937,7 @@
     <w:r>
       <w:tab/>
       <w:tab/>
-      <w:t>2025-04-10</w:t>
+      <w:t>2025-04-11</w:t>
       <w:br/>
       <w:br/>
     </w:r>

--- a/klagomål/A 60107-2024 FSC-klagomål.docx
+++ b/klagomål/A 60107-2024 FSC-klagomål.docx
@@ -937,7 +937,7 @@
     <w:r>
       <w:tab/>
       <w:tab/>
-      <w:t>2025-04-11</w:t>
+      <w:t>2025-04-12</w:t>
       <w:br/>
       <w:br/>
     </w:r>

--- a/klagomål/A 60107-2024 FSC-klagomål.docx
+++ b/klagomål/A 60107-2024 FSC-klagomål.docx
@@ -937,7 +937,7 @@
     <w:r>
       <w:tab/>
       <w:tab/>
-      <w:t>2025-04-12</w:t>
+      <w:t>2025-04-13</w:t>
       <w:br/>
       <w:br/>
     </w:r>

--- a/klagomål/A 60107-2024 FSC-klagomål.docx
+++ b/klagomål/A 60107-2024 FSC-klagomål.docx
@@ -292,7 +292,7 @@
         <w:t>Tretåig hackspett (NT, §4)</w:t>
       </w:r>
       <w:r>
-        <w:t xml:space="preserve"> är rödlistad som nära hotad och ingår i bilaga 1 i EU:s fågeldirektiv. Tretåig hackspett är för sin överlevnad beroende av kontinuerlig tillförsel av äldre döende och död ved, som sker genom naturliga självgallringsprocesser i äldre grannaturskogar och barrblandade naturskogar. Om en skog genom skogsbruk gallras eller glesas ur så upphör och uteblir i stort sett den naturliga självgallringsprocessen för mycket lång tid framöver vilket omöjliggör upprätthållandet av den kontinuerliga ekologiska funktionen i ett område. Det finns studier som visar att naturskogens självgallringsprocess som den tretåiga hackspetten är beroende av, inte kan ersättas med efterlämnad hänsyn i skogsbruket (Imbeau &amp; Desrochers, 2002). Storleken på häckningsreviret varierar med skogstypen, förekomsten av död ved och graden av fragmentering, men är i allmänhet i storleksordningen 25–100 hektar. Vintertid krävs ofta betydligt större områden och det finns studier som antyder att arten behöver minst 100 hektar äldre skog. I områden med låg bonitet kan det behövas över 200 hektar lämpligt habitat för att ett par ska kunna reproducera sig (Skogsstyrelsen, 2016).</w:t>
+        <w:t xml:space="preserve"> är rödlistad som nära hotad och ingår i bilaga 1 i EU:s fågeldirektiv. Tretåig hackspett är för sin överlevnad beroende av kontinuerlig tillförsel av äldre döende och död ved, som sker genom naturliga självgallringsprocesser i äldre grannaturskogar och barrblandade naturskogar. Om en skog genom skogsbruk gallras eller glesas ur så upphör och uteblir i stort sett den naturliga självgallringsprocessen för mycket lång tid framöver vilket omöjliggör upprätthållandet av den kontinuerliga ekologiska funktionen i ett område. Det finns studier som visar att naturskogens självgallringsprocess som den tretåiga hackspetten är beroende av, inte kan ersättas med efterlämnad hänsyn i skogsbruket (Imbeau &amp; Desrochers, 2002). Storleken på häckningsreviret varierar med skogstypen, förekomsten av död ved och graden av fragmentering, men är i allmänhet i storleksordningen 25–100 hektar. Vintertid krävs ofta betydligt större områden och det finns studier som antyder att arten behöver minst 100 hektar äldre skog. I områden med låg bonitet kan det behövas över 200 hektar lämpligt habitat för att ett par ska kunna reproducera sig. Områden med dokumenterad permanent förekomst i naturskogsmiljöer har vanligen så stora naturvärden att skogsbruk är olämpligt (Skogsstyrelsen, 2016).</w:t>
       </w:r>
     </w:p>
     <w:p>
@@ -937,7 +937,7 @@
     <w:r>
       <w:tab/>
       <w:tab/>
-      <w:t>2025-04-13</w:t>
+      <w:t>2025-04-14</w:t>
       <w:br/>
       <w:br/>
     </w:r>

--- a/klagomål/A 60107-2024 FSC-klagomål.docx
+++ b/klagomål/A 60107-2024 FSC-klagomål.docx
@@ -937,7 +937,7 @@
     <w:r>
       <w:tab/>
       <w:tab/>
-      <w:t>2025-04-14</w:t>
+      <w:t>2025-04-15</w:t>
       <w:br/>
       <w:br/>
     </w:r>

--- a/klagomål/A 60107-2024 FSC-klagomål.docx
+++ b/klagomål/A 60107-2024 FSC-klagomål.docx
@@ -937,7 +937,7 @@
     <w:r>
       <w:tab/>
       <w:tab/>
-      <w:t>2025-04-15</w:t>
+      <w:t>2025-04-16</w:t>
       <w:br/>
       <w:br/>
     </w:r>

--- a/klagomål/A 60107-2024 FSC-klagomål.docx
+++ b/klagomål/A 60107-2024 FSC-klagomål.docx
@@ -937,7 +937,7 @@
     <w:r>
       <w:tab/>
       <w:tab/>
-      <w:t>2025-04-16</w:t>
+      <w:t>2025-04-17</w:t>
       <w:br/>
       <w:br/>
     </w:r>

--- a/klagomål/A 60107-2024 FSC-klagomål.docx
+++ b/klagomål/A 60107-2024 FSC-klagomål.docx
@@ -937,7 +937,7 @@
     <w:r>
       <w:tab/>
       <w:tab/>
-      <w:t>2025-04-17</w:t>
+      <w:t>2025-04-18</w:t>
       <w:br/>
       <w:br/>
     </w:r>

--- a/klagomål/A 60107-2024 FSC-klagomål.docx
+++ b/klagomål/A 60107-2024 FSC-klagomål.docx
@@ -937,7 +937,7 @@
     <w:r>
       <w:tab/>
       <w:tab/>
-      <w:t>2025-04-18</w:t>
+      <w:t>2025-04-19</w:t>
       <w:br/>
       <w:br/>
     </w:r>

--- a/klagomål/A 60107-2024 FSC-klagomål.docx
+++ b/klagomål/A 60107-2024 FSC-klagomål.docx
@@ -959,7 +959,7 @@
     <w:r>
       <w:tab/>
       <w:tab/>
-      <w:t>2025-05-03</w:t>
+      <w:t>2025-05-04</w:t>
       <w:br/>
       <w:br/>
     </w:r>

--- a/klagomål/A 60107-2024 FSC-klagomål.docx
+++ b/klagomål/A 60107-2024 FSC-klagomål.docx
@@ -959,7 +959,7 @@
     <w:r>
       <w:tab/>
       <w:tab/>
-      <w:t>2025-05-04</w:t>
+      <w:t>2025-05-06</w:t>
       <w:br/>
       <w:br/>
     </w:r>

--- a/klagomål/A 60107-2024 FSC-klagomål.docx
+++ b/klagomål/A 60107-2024 FSC-klagomål.docx
@@ -959,7 +959,7 @@
     <w:r>
       <w:tab/>
       <w:tab/>
-      <w:t>2025-05-06</w:t>
+      <w:t>2025-05-07</w:t>
       <w:br/>
       <w:br/>
     </w:r>

--- a/klagomål/A 60107-2024 FSC-klagomål.docx
+++ b/klagomål/A 60107-2024 FSC-klagomål.docx
@@ -959,7 +959,7 @@
     <w:r>
       <w:tab/>
       <w:tab/>
-      <w:t>2025-05-07</w:t>
+      <w:t>2025-05-08</w:t>
       <w:br/>
       <w:br/>
     </w:r>

--- a/klagomål/A 60107-2024 FSC-klagomål.docx
+++ b/klagomål/A 60107-2024 FSC-klagomål.docx
@@ -959,7 +959,7 @@
     <w:r>
       <w:tab/>
       <w:tab/>
-      <w:t>2025-05-08</w:t>
+      <w:t>2025-05-09</w:t>
       <w:br/>
       <w:br/>
     </w:r>

--- a/klagomål/A 60107-2024 FSC-klagomål.docx
+++ b/klagomål/A 60107-2024 FSC-klagomål.docx
@@ -959,7 +959,7 @@
     <w:r>
       <w:tab/>
       <w:tab/>
-      <w:t>2025-05-09</w:t>
+      <w:t>2025-05-10</w:t>
       <w:br/>
       <w:br/>
     </w:r>

--- a/klagomål/A 60107-2024 FSC-klagomål.docx
+++ b/klagomål/A 60107-2024 FSC-klagomål.docx
@@ -959,7 +959,7 @@
     <w:r>
       <w:tab/>
       <w:tab/>
-      <w:t>2025-05-10</w:t>
+      <w:t>2025-05-11</w:t>
       <w:br/>
       <w:br/>
     </w:r>

--- a/klagomål/A 60107-2024 FSC-klagomål.docx
+++ b/klagomål/A 60107-2024 FSC-klagomål.docx
@@ -959,7 +959,7 @@
     <w:r>
       <w:tab/>
       <w:tab/>
-      <w:t>2025-05-11</w:t>
+      <w:t>2025-05-12</w:t>
       <w:br/>
       <w:br/>
     </w:r>

--- a/klagomål/A 60107-2024 FSC-klagomål.docx
+++ b/klagomål/A 60107-2024 FSC-klagomål.docx
@@ -959,7 +959,7 @@
     <w:r>
       <w:tab/>
       <w:tab/>
-      <w:t>2025-05-12</w:t>
+      <w:t>2025-05-13</w:t>
       <w:br/>
       <w:br/>
     </w:r>

--- a/klagomål/A 60107-2024 FSC-klagomål.docx
+++ b/klagomål/A 60107-2024 FSC-klagomål.docx
@@ -959,7 +959,7 @@
     <w:r>
       <w:tab/>
       <w:tab/>
-      <w:t>2025-05-13</w:t>
+      <w:t>2025-05-14</w:t>
       <w:br/>
       <w:br/>
     </w:r>

--- a/klagomål/A 60107-2024 FSC-klagomål.docx
+++ b/klagomål/A 60107-2024 FSC-klagomål.docx
@@ -959,7 +959,7 @@
     <w:r>
       <w:tab/>
       <w:tab/>
-      <w:t>2025-05-14</w:t>
+      <w:t>2025-05-15</w:t>
       <w:br/>
       <w:br/>
     </w:r>

--- a/klagomål/A 60107-2024 FSC-klagomål.docx
+++ b/klagomål/A 60107-2024 FSC-klagomål.docx
@@ -959,7 +959,7 @@
     <w:r>
       <w:tab/>
       <w:tab/>
-      <w:t>2025-05-15</w:t>
+      <w:t>2025-05-16</w:t>
       <w:br/>
       <w:br/>
     </w:r>

--- a/klagomål/A 60107-2024 FSC-klagomål.docx
+++ b/klagomål/A 60107-2024 FSC-klagomål.docx
@@ -959,7 +959,7 @@
     <w:r>
       <w:tab/>
       <w:tab/>
-      <w:t>2025-05-16</w:t>
+      <w:t>2025-05-17</w:t>
       <w:br/>
       <w:br/>
     </w:r>

--- a/klagomål/A 60107-2024 FSC-klagomål.docx
+++ b/klagomål/A 60107-2024 FSC-klagomål.docx
@@ -959,7 +959,7 @@
     <w:r>
       <w:tab/>
       <w:tab/>
-      <w:t>2025-05-17</w:t>
+      <w:t>2025-05-18</w:t>
       <w:br/>
       <w:br/>
     </w:r>

--- a/klagomål/A 60107-2024 FSC-klagomål.docx
+++ b/klagomål/A 60107-2024 FSC-klagomål.docx
@@ -959,7 +959,7 @@
     <w:r>
       <w:tab/>
       <w:tab/>
-      <w:t>2025-05-18</w:t>
+      <w:t>2025-05-19</w:t>
       <w:br/>
       <w:br/>
     </w:r>

--- a/klagomål/A 60107-2024 FSC-klagomål.docx
+++ b/klagomål/A 60107-2024 FSC-klagomål.docx
@@ -959,7 +959,7 @@
     <w:r>
       <w:tab/>
       <w:tab/>
-      <w:t>2025-05-19</w:t>
+      <w:t>2025-05-20</w:t>
       <w:br/>
       <w:br/>
     </w:r>

--- a/klagomål/A 60107-2024 FSC-klagomål.docx
+++ b/klagomål/A 60107-2024 FSC-klagomål.docx
@@ -959,7 +959,7 @@
     <w:r>
       <w:tab/>
       <w:tab/>
-      <w:t>2025-05-20</w:t>
+      <w:t>2025-05-21</w:t>
       <w:br/>
       <w:br/>
     </w:r>

--- a/klagomål/A 60107-2024 FSC-klagomål.docx
+++ b/klagomål/A 60107-2024 FSC-klagomål.docx
@@ -959,7 +959,7 @@
     <w:r>
       <w:tab/>
       <w:tab/>
-      <w:t>2025-05-21</w:t>
+      <w:t>2025-05-22</w:t>
       <w:br/>
       <w:br/>
     </w:r>

--- a/klagomål/A 60107-2024 FSC-klagomål.docx
+++ b/klagomål/A 60107-2024 FSC-klagomål.docx
@@ -959,7 +959,7 @@
     <w:r>
       <w:tab/>
       <w:tab/>
-      <w:t>2025-05-22</w:t>
+      <w:t>2025-05-23</w:t>
       <w:br/>
       <w:br/>
     </w:r>

--- a/klagomål/A 60107-2024 FSC-klagomål.docx
+++ b/klagomål/A 60107-2024 FSC-klagomål.docx
@@ -959,7 +959,7 @@
     <w:r>
       <w:tab/>
       <w:tab/>
-      <w:t>2025-05-23</w:t>
+      <w:t>2025-05-24</w:t>
       <w:br/>
       <w:br/>
     </w:r>

--- a/klagomål/A 60107-2024 FSC-klagomål.docx
+++ b/klagomål/A 60107-2024 FSC-klagomål.docx
@@ -959,7 +959,7 @@
     <w:r>
       <w:tab/>
       <w:tab/>
-      <w:t>2025-05-24</w:t>
+      <w:t>2025-05-25</w:t>
       <w:br/>
       <w:br/>
     </w:r>

--- a/klagomål/A 60107-2024 FSC-klagomål.docx
+++ b/klagomål/A 60107-2024 FSC-klagomål.docx
@@ -959,7 +959,7 @@
     <w:r>
       <w:tab/>
       <w:tab/>
-      <w:t>2025-05-25</w:t>
+      <w:t>2025-05-26</w:t>
       <w:br/>
       <w:br/>
     </w:r>

--- a/klagomål/A 60107-2024 FSC-klagomål.docx
+++ b/klagomål/A 60107-2024 FSC-klagomål.docx
@@ -959,7 +959,7 @@
     <w:r>
       <w:tab/>
       <w:tab/>
-      <w:t>2025-05-26</w:t>
+      <w:t>2025-05-27</w:t>
       <w:br/>
       <w:br/>
     </w:r>

--- a/klagomål/A 60107-2024 FSC-klagomål.docx
+++ b/klagomål/A 60107-2024 FSC-klagomål.docx
@@ -959,7 +959,7 @@
     <w:r>
       <w:tab/>
       <w:tab/>
-      <w:t>2025-05-27</w:t>
+      <w:t>2025-05-30</w:t>
       <w:br/>
       <w:br/>
     </w:r>

--- a/klagomål/A 60107-2024 FSC-klagomål.docx
+++ b/klagomål/A 60107-2024 FSC-klagomål.docx
@@ -959,7 +959,7 @@
     <w:r>
       <w:tab/>
       <w:tab/>
-      <w:t>2025-05-30</w:t>
+      <w:t>2025-06-01</w:t>
       <w:br/>
       <w:br/>
     </w:r>

--- a/klagomål/A 60107-2024 FSC-klagomål.docx
+++ b/klagomål/A 60107-2024 FSC-klagomål.docx
@@ -959,7 +959,7 @@
     <w:r>
       <w:tab/>
       <w:tab/>
-      <w:t>2025-06-01</w:t>
+      <w:t>2025-06-02</w:t>
       <w:br/>
       <w:br/>
     </w:r>

--- a/klagomål/A 60107-2024 FSC-klagomål.docx
+++ b/klagomål/A 60107-2024 FSC-klagomål.docx
@@ -959,7 +959,7 @@
     <w:r>
       <w:tab/>
       <w:tab/>
-      <w:t>2025-06-02</w:t>
+      <w:t>2025-06-03</w:t>
       <w:br/>
       <w:br/>
     </w:r>

--- a/klagomål/A 60107-2024 FSC-klagomål.docx
+++ b/klagomål/A 60107-2024 FSC-klagomål.docx
@@ -959,7 +959,7 @@
     <w:r>
       <w:tab/>
       <w:tab/>
-      <w:t>2025-06-03</w:t>
+      <w:t>2025-06-04</w:t>
       <w:br/>
       <w:br/>
     </w:r>

--- a/klagomål/A 60107-2024 FSC-klagomål.docx
+++ b/klagomål/A 60107-2024 FSC-klagomål.docx
@@ -959,7 +959,7 @@
     <w:r>
       <w:tab/>
       <w:tab/>
-      <w:t>2025-06-04</w:t>
+      <w:t>2025-06-05</w:t>
       <w:br/>
       <w:br/>
     </w:r>

--- a/klagomål/A 60107-2024 FSC-klagomål.docx
+++ b/klagomål/A 60107-2024 FSC-klagomål.docx
@@ -959,7 +959,7 @@
     <w:r>
       <w:tab/>
       <w:tab/>
-      <w:t>2025-06-05</w:t>
+      <w:t>2025-06-13</w:t>
       <w:br/>
       <w:br/>
     </w:r>

--- a/klagomål/A 60107-2024 FSC-klagomål.docx
+++ b/klagomål/A 60107-2024 FSC-klagomål.docx
@@ -959,7 +959,7 @@
     <w:r>
       <w:tab/>
       <w:tab/>
-      <w:t>2025-06-13</w:t>
+      <w:t>2025-06-15</w:t>
       <w:br/>
       <w:br/>
     </w:r>

--- a/klagomål/A 60107-2024 FSC-klagomål.docx
+++ b/klagomål/A 60107-2024 FSC-klagomål.docx
@@ -959,7 +959,7 @@
     <w:r>
       <w:tab/>
       <w:tab/>
-      <w:t>2025-06-15</w:t>
+      <w:t>2025-06-16</w:t>
       <w:br/>
       <w:br/>
     </w:r>

--- a/klagomål/A 60107-2024 FSC-klagomål.docx
+++ b/klagomål/A 60107-2024 FSC-klagomål.docx
@@ -959,7 +959,7 @@
     <w:r>
       <w:tab/>
       <w:tab/>
-      <w:t>2025-06-16</w:t>
+      <w:t>2025-06-17</w:t>
       <w:br/>
       <w:br/>
     </w:r>

--- a/klagomål/A 60107-2024 FSC-klagomål.docx
+++ b/klagomål/A 60107-2024 FSC-klagomål.docx
@@ -959,7 +959,7 @@
     <w:r>
       <w:tab/>
       <w:tab/>
-      <w:t>2025-06-17</w:t>
+      <w:t>2025-06-18</w:t>
       <w:br/>
       <w:br/>
     </w:r>

--- a/klagomål/A 60107-2024 FSC-klagomål.docx
+++ b/klagomål/A 60107-2024 FSC-klagomål.docx
@@ -959,7 +959,7 @@
     <w:r>
       <w:tab/>
       <w:tab/>
-      <w:t>2025-06-18</w:t>
+      <w:t>2025-06-19</w:t>
       <w:br/>
       <w:br/>
     </w:r>

--- a/klagomål/A 60107-2024 FSC-klagomål.docx
+++ b/klagomål/A 60107-2024 FSC-klagomål.docx
@@ -959,7 +959,7 @@
     <w:r>
       <w:tab/>
       <w:tab/>
-      <w:t>2025-06-19</w:t>
+      <w:t>2025-06-20</w:t>
       <w:br/>
       <w:br/>
     </w:r>

--- a/klagomål/A 60107-2024 FSC-klagomål.docx
+++ b/klagomål/A 60107-2024 FSC-klagomål.docx
@@ -959,7 +959,7 @@
     <w:r>
       <w:tab/>
       <w:tab/>
-      <w:t>2025-06-20</w:t>
+      <w:t>2025-06-21</w:t>
       <w:br/>
       <w:br/>
     </w:r>

--- a/klagomål/A 60107-2024 FSC-klagomål.docx
+++ b/klagomål/A 60107-2024 FSC-klagomål.docx
@@ -959,7 +959,7 @@
     <w:r>
       <w:tab/>
       <w:tab/>
-      <w:t>2025-06-21</w:t>
+      <w:t>2025-06-22</w:t>
       <w:br/>
       <w:br/>
     </w:r>

--- a/klagomål/A 60107-2024 FSC-klagomål.docx
+++ b/klagomål/A 60107-2024 FSC-klagomål.docx
@@ -959,7 +959,7 @@
     <w:r>
       <w:tab/>
       <w:tab/>
-      <w:t>2025-06-22</w:t>
+      <w:t>2025-06-23</w:t>
       <w:br/>
       <w:br/>
     </w:r>

--- a/klagomål/A 60107-2024 FSC-klagomål.docx
+++ b/klagomål/A 60107-2024 FSC-klagomål.docx
@@ -959,7 +959,7 @@
     <w:r>
       <w:tab/>
       <w:tab/>
-      <w:t>2025-06-23</w:t>
+      <w:t>2025-06-24</w:t>
       <w:br/>
       <w:br/>
     </w:r>

--- a/klagomål/A 60107-2024 FSC-klagomål.docx
+++ b/klagomål/A 60107-2024 FSC-klagomål.docx
@@ -959,7 +959,7 @@
     <w:r>
       <w:tab/>
       <w:tab/>
-      <w:t>2025-06-24</w:t>
+      <w:t>2025-06-25</w:t>
       <w:br/>
       <w:br/>
     </w:r>

--- a/klagomål/A 60107-2024 FSC-klagomål.docx
+++ b/klagomål/A 60107-2024 FSC-klagomål.docx
@@ -959,7 +959,7 @@
     <w:r>
       <w:tab/>
       <w:tab/>
-      <w:t>2025-06-25</w:t>
+      <w:t>2025-06-26</w:t>
       <w:br/>
       <w:br/>
     </w:r>

--- a/klagomål/A 60107-2024 FSC-klagomål.docx
+++ b/klagomål/A 60107-2024 FSC-klagomål.docx
@@ -959,7 +959,7 @@
     <w:r>
       <w:tab/>
       <w:tab/>
-      <w:t>2025-06-26</w:t>
+      <w:t>2025-06-27</w:t>
       <w:br/>
       <w:br/>
     </w:r>

--- a/klagomål/A 60107-2024 FSC-klagomål.docx
+++ b/klagomål/A 60107-2024 FSC-klagomål.docx
@@ -959,7 +959,7 @@
     <w:r>
       <w:tab/>
       <w:tab/>
-      <w:t>2025-06-27</w:t>
+      <w:t>2025-06-28</w:t>
       <w:br/>
       <w:br/>
     </w:r>

--- a/klagomål/A 60107-2024 FSC-klagomål.docx
+++ b/klagomål/A 60107-2024 FSC-klagomål.docx
@@ -959,7 +959,7 @@
     <w:r>
       <w:tab/>
       <w:tab/>
-      <w:t>2025-06-28</w:t>
+      <w:t>2025-06-29</w:t>
       <w:br/>
       <w:br/>
     </w:r>

--- a/klagomål/A 60107-2024 FSC-klagomål.docx
+++ b/klagomål/A 60107-2024 FSC-klagomål.docx
@@ -959,7 +959,7 @@
     <w:r>
       <w:tab/>
       <w:tab/>
-      <w:t>2025-06-29</w:t>
+      <w:t>2025-06-30</w:t>
       <w:br/>
       <w:br/>
     </w:r>

--- a/klagomål/A 60107-2024 FSC-klagomål.docx
+++ b/klagomål/A 60107-2024 FSC-klagomål.docx
@@ -959,7 +959,7 @@
     <w:r>
       <w:tab/>
       <w:tab/>
-      <w:t>2025-06-30</w:t>
+      <w:t>2025-07-01</w:t>
       <w:br/>
       <w:br/>
     </w:r>

--- a/klagomål/A 60107-2024 FSC-klagomål.docx
+++ b/klagomål/A 60107-2024 FSC-klagomål.docx
@@ -959,7 +959,7 @@
     <w:r>
       <w:tab/>
       <w:tab/>
-      <w:t>2025-07-01</w:t>
+      <w:t>2025-07-02</w:t>
       <w:br/>
       <w:br/>
     </w:r>

--- a/klagomål/A 60107-2024 FSC-klagomål.docx
+++ b/klagomål/A 60107-2024 FSC-klagomål.docx
@@ -959,7 +959,7 @@
     <w:r>
       <w:tab/>
       <w:tab/>
-      <w:t>2025-07-02</w:t>
+      <w:t>2025-07-03</w:t>
       <w:br/>
       <w:br/>
     </w:r>

--- a/klagomål/A 60107-2024 FSC-klagomål.docx
+++ b/klagomål/A 60107-2024 FSC-klagomål.docx
@@ -959,7 +959,7 @@
     <w:r>
       <w:tab/>
       <w:tab/>
-      <w:t>2025-07-03</w:t>
+      <w:t>2025-07-04</w:t>
       <w:br/>
       <w:br/>
     </w:r>

--- a/klagomål/A 60107-2024 FSC-klagomål.docx
+++ b/klagomål/A 60107-2024 FSC-klagomål.docx
@@ -959,7 +959,7 @@
     <w:r>
       <w:tab/>
       <w:tab/>
-      <w:t>2025-07-04</w:t>
+      <w:t>2025-07-05</w:t>
       <w:br/>
       <w:br/>
     </w:r>

--- a/klagomål/A 60107-2024 FSC-klagomål.docx
+++ b/klagomål/A 60107-2024 FSC-klagomål.docx
@@ -959,7 +959,7 @@
     <w:r>
       <w:tab/>
       <w:tab/>
-      <w:t>2025-07-05</w:t>
+      <w:t>2025-07-06</w:t>
       <w:br/>
       <w:br/>
     </w:r>

--- a/klagomål/A 60107-2024 FSC-klagomål.docx
+++ b/klagomål/A 60107-2024 FSC-klagomål.docx
@@ -959,7 +959,7 @@
     <w:r>
       <w:tab/>
       <w:tab/>
-      <w:t>2025-07-06</w:t>
+      <w:t>2025-07-07</w:t>
       <w:br/>
       <w:br/>
     </w:r>

--- a/klagomål/A 60107-2024 FSC-klagomål.docx
+++ b/klagomål/A 60107-2024 FSC-klagomål.docx
@@ -959,7 +959,7 @@
     <w:r>
       <w:tab/>
       <w:tab/>
-      <w:t>2025-07-07</w:t>
+      <w:t>2025-07-08</w:t>
       <w:br/>
       <w:br/>
     </w:r>

--- a/klagomål/A 60107-2024 FSC-klagomål.docx
+++ b/klagomål/A 60107-2024 FSC-klagomål.docx
@@ -959,7 +959,7 @@
     <w:r>
       <w:tab/>
       <w:tab/>
-      <w:t>2025-07-08</w:t>
+      <w:t>2025-07-09</w:t>
       <w:br/>
       <w:br/>
     </w:r>

--- a/klagomål/A 60107-2024 FSC-klagomål.docx
+++ b/klagomål/A 60107-2024 FSC-klagomål.docx
@@ -959,7 +959,7 @@
     <w:r>
       <w:tab/>
       <w:tab/>
-      <w:t>2025-07-09</w:t>
+      <w:t>2025-07-11</w:t>
       <w:br/>
       <w:br/>
     </w:r>

--- a/klagomål/A 60107-2024 FSC-klagomål.docx
+++ b/klagomål/A 60107-2024 FSC-klagomål.docx
@@ -959,7 +959,7 @@
     <w:r>
       <w:tab/>
       <w:tab/>
-      <w:t>2025-07-11</w:t>
+      <w:t>2025-07-12</w:t>
       <w:br/>
       <w:br/>
     </w:r>

--- a/klagomål/A 60107-2024 FSC-klagomål.docx
+++ b/klagomål/A 60107-2024 FSC-klagomål.docx
@@ -959,7 +959,7 @@
     <w:r>
       <w:tab/>
       <w:tab/>
-      <w:t>2025-07-12</w:t>
+      <w:t>2025-07-13</w:t>
       <w:br/>
       <w:br/>
     </w:r>

--- a/klagomål/A 60107-2024 FSC-klagomål.docx
+++ b/klagomål/A 60107-2024 FSC-klagomål.docx
@@ -959,7 +959,7 @@
     <w:r>
       <w:tab/>
       <w:tab/>
-      <w:t>2025-07-13</w:t>
+      <w:t>2025-07-14</w:t>
       <w:br/>
       <w:br/>
     </w:r>

--- a/klagomål/A 60107-2024 FSC-klagomål.docx
+++ b/klagomål/A 60107-2024 FSC-klagomål.docx
@@ -959,7 +959,7 @@
     <w:r>
       <w:tab/>
       <w:tab/>
-      <w:t>2025-08-06</w:t>
+      <w:t>2025-08-09</w:t>
       <w:br/>
       <w:br/>
     </w:r>
